--- a/отчеты/Титул.docx
+++ b/отчеты/Титул.docx
@@ -1,6 +1,6 @@
 
 <file path=word/document.xml><?xml version="1.0" encoding="utf-8"?>
-<w:document xmlns:wpc="http://schemas.microsoft.com/office/word/2010/wordprocessingCanvas" xmlns:cx="http://schemas.microsoft.com/office/drawing/2014/chartex" xmlns:cx1="http://schemas.microsoft.com/office/drawing/2015/9/8/chartex" xmlns:cx2="http://schemas.microsoft.com/office/drawing/2015/10/21/chartex" xmlns:cx3="http://schemas.microsoft.com/office/drawing/2016/5/9/chartex" xmlns:cx4="http://schemas.microsoft.com/office/drawing/2016/5/10/chartex" xmlns:cx5="http://schemas.microsoft.com/office/drawing/2016/5/11/chartex" xmlns:cx6="http://schemas.microsoft.com/office/drawing/2016/5/12/chartex" xmlns:cx7="http://schemas.microsoft.com/office/drawing/2016/5/13/chartex" xmlns:cx8="http://schemas.microsoft.com/office/drawing/2016/5/14/chartex" xmlns:mc="http://schemas.openxmlformats.org/markup-compatibility/2006" xmlns:aink="http://schemas.microsoft.com/office/drawing/2016/ink" xmlns:am3d="http://schemas.microsoft.com/office/drawing/2017/model3d" xmlns:o="urn:schemas-microsoft-com:office:office" xmlns:oel="http://schemas.microsoft.com/office/2019/extlst" xmlns:r="http://schemas.openxmlformats.org/officeDocument/2006/relationships" xmlns:m="http://schemas.openxmlformats.org/officeDocument/2006/math" xmlns:v="urn:schemas-microsoft-com:vml" xmlns:wp14="http://schemas.microsoft.com/office/word/2010/wordprocessingDrawing" xmlns:wp="http://schemas.openxmlformats.org/drawingml/2006/wordprocessingDrawing" xmlns:w10="urn:schemas-microsoft-com:office:word" xmlns:w="http://schemas.openxmlformats.org/wordprocessingml/2006/main" xmlns:w14="http://schemas.microsoft.com/office/word/2010/wordml" xmlns:w15="http://schemas.microsoft.com/office/word/2012/wordml" xmlns:w16cex="http://schemas.microsoft.com/office/word/2018/wordml/cex" xmlns:w16cid="http://schemas.microsoft.com/office/word/2016/wordml/cid" xmlns:w16="http://schemas.microsoft.com/office/word/2018/wordml" xmlns:w16du="http://schemas.microsoft.com/office/word/2023/wordml/word16du" xmlns:w16sdtdh="http://schemas.microsoft.com/office/word/2020/wordml/sdtdatahash" xmlns:w16sdtfl="http://schemas.microsoft.com/office/word/2024/wordml/sdtformatlock" xmlns:w16se="http://schemas.microsoft.com/office/word/2015/wordml/symex" xmlns:wpg="http://schemas.microsoft.com/office/word/2010/wordprocessingGroup" xmlns:wpi="http://schemas.microsoft.com/office/word/2010/wordprocessingInk" xmlns:wne="http://schemas.microsoft.com/office/word/2006/wordml" xmlns:wps="http://schemas.microsoft.com/office/word/2010/wordprocessingShape" mc:Ignorable="w14 w15 w16se w16cid w16 w16cex w16sdtdh w16sdtfl w16du wp14">
+<w:document xmlns:wpc="http://schemas.microsoft.com/office/word/2010/wordprocessingCanvas" xmlns:cx="http://schemas.microsoft.com/office/drawing/2014/chartex" xmlns:cx1="http://schemas.microsoft.com/office/drawing/2015/9/8/chartex" xmlns:cx2="http://schemas.microsoft.com/office/drawing/2015/10/21/chartex" xmlns:cx3="http://schemas.microsoft.com/office/drawing/2016/5/9/chartex" xmlns:cx4="http://schemas.microsoft.com/office/drawing/2016/5/10/chartex" xmlns:cx5="http://schemas.microsoft.com/office/drawing/2016/5/11/chartex" xmlns:cx6="http://schemas.microsoft.com/office/drawing/2016/5/12/chartex" xmlns:cx7="http://schemas.microsoft.com/office/drawing/2016/5/13/chartex" xmlns:cx8="http://schemas.microsoft.com/office/drawing/2016/5/14/chartex" xmlns:mc="http://schemas.openxmlformats.org/markup-compatibility/2006" xmlns:aink="http://schemas.microsoft.com/office/drawing/2016/ink" xmlns:am3d="http://schemas.microsoft.com/office/drawing/2017/model3d" xmlns:o="urn:schemas-microsoft-com:office:office" xmlns:oel="http://schemas.microsoft.com/office/2019/extlst" xmlns:r="http://schemas.openxmlformats.org/officeDocument/2006/relationships" xmlns:m="http://schemas.openxmlformats.org/officeDocument/2006/math" xmlns:v="urn:schemas-microsoft-com:vml" xmlns:wp14="http://schemas.microsoft.com/office/word/2010/wordprocessingDrawing" xmlns:wp="http://schemas.openxmlformats.org/drawingml/2006/wordprocessingDrawing" xmlns:w10="urn:schemas-microsoft-com:office:word" xmlns:w="http://schemas.openxmlformats.org/wordprocessingml/2006/main" xmlns:w14="http://schemas.microsoft.com/office/word/2010/wordml" xmlns:w15="http://schemas.microsoft.com/office/word/2012/wordml" xmlns:w16cex="http://schemas.microsoft.com/office/word/2018/wordml/cex" xmlns:w16cid="http://schemas.microsoft.com/office/word/2016/wordml/cid" xmlns:w16="http://schemas.microsoft.com/office/word/2018/wordml" xmlns:w16du="http://schemas.microsoft.com/office/word/2023/wordml/word16du" xmlns:w16sdtdh="http://schemas.microsoft.com/office/word/2020/wordml/sdtdatahash" xmlns:w16se="http://schemas.microsoft.com/office/word/2015/wordml/symex" xmlns:wpg="http://schemas.microsoft.com/office/word/2010/wordprocessingGroup" xmlns:wpi="http://schemas.microsoft.com/office/word/2010/wordprocessingInk" xmlns:wne="http://schemas.microsoft.com/office/word/2006/wordml" xmlns:wps="http://schemas.microsoft.com/office/word/2010/wordprocessingShape" mc:Ignorable="w14 w15 w16se w16cid w16 w16cex w16sdtdh wp14">
   <w:body>
     <w:tbl>
       <w:tblPr>
@@ -55,7 +55,7 @@
                           <pic:cNvPicPr/>
                         </pic:nvPicPr>
                         <pic:blipFill>
-                          <a:blip r:embed="rId4" cstate="print">
+                          <a:blip r:embed="rId6" cstate="print">
                             <a:extLst>
                               <a:ext uri="{28A0092B-C50C-407E-A947-70E740481C1C}">
                                 <a14:useLocalDpi xmlns:a14="http://schemas.microsoft.com/office/drawing/2010/main" val="0"/>
@@ -255,7 +255,7 @@
                     </wp:inline>
                   </w:drawing>
                 </mc:Choice>
-                <mc:Fallback>
+                <mc:Fallback xmlns:w16sdtfl="http://schemas.microsoft.com/office/word/2024/wordml/sdtformatlock">
                   <w:pict>
                     <v:line w14:anchorId="4B95C734" id="Line 2" o:spid="_x0000_s1026" style="flip:y;visibility:visible;mso-wrap-style:square;mso-left-percent:-10001;mso-top-percent:-10001;mso-position-horizontal:absolute;mso-position-horizontal-relative:char;mso-position-vertical:absolute;mso-position-vertical-relative:line;mso-left-percent:-10001;mso-top-percent:-10001" from="0,0" to="441pt,.1pt" o:gfxdata="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" strokeweight="3pt">
                       <v:stroke linestyle="thinThin"/>
@@ -421,15 +421,6 @@
         </w:rPr>
         <w:t xml:space="preserve">по дисциплине </w:t>
       </w:r>
-      <w:proofErr w:type="gramStart"/>
-      <w:r>
-        <w:rPr>
-          <w:rFonts w:ascii="Times New Roman" w:hAnsi="Times New Roman" w:cs="Times New Roman"/>
-          <w:sz w:val="28"/>
-          <w:szCs w:val="28"/>
-        </w:rPr>
-        <w:t xml:space="preserve">   </w:t>
-      </w:r>
       <w:bookmarkStart w:id="0" w:name="_Hlk149233313"/>
       <w:r>
         <w:rPr>
@@ -437,9 +428,16 @@
           <w:sz w:val="28"/>
           <w:szCs w:val="28"/>
         </w:rPr>
+        <w:tab/>
+      </w:r>
+      <w:r>
+        <w:rPr>
+          <w:rFonts w:ascii="Times New Roman" w:hAnsi="Times New Roman" w:cs="Times New Roman"/>
+          <w:sz w:val="28"/>
+          <w:szCs w:val="28"/>
+        </w:rPr>
         <w:t>«</w:t>
       </w:r>
-      <w:proofErr w:type="gramEnd"/>
       <w:r>
         <w:rPr>
           <w:rFonts w:ascii="Times New Roman" w:hAnsi="Times New Roman" w:cs="Times New Roman"/>
@@ -501,58 +499,6 @@
         </w:rPr>
         <w:tab/>
       </w:r>
-    </w:p>
-    <w:p>
-      <w:pPr>
-        <w:tabs>
-          <w:tab w:val="left" w:pos="3393"/>
-        </w:tabs>
-        <w:spacing w:after="0" w:line="240" w:lineRule="auto"/>
-        <w:rPr>
-          <w:rFonts w:ascii="Times New Roman" w:hAnsi="Times New Roman" w:cs="Times New Roman"/>
-          <w:sz w:val="28"/>
-          <w:szCs w:val="28"/>
-        </w:rPr>
-      </w:pPr>
-    </w:p>
-    <w:p>
-      <w:pPr>
-        <w:tabs>
-          <w:tab w:val="left" w:pos="3393"/>
-        </w:tabs>
-        <w:spacing w:after="0" w:line="240" w:lineRule="auto"/>
-        <w:rPr>
-          <w:rFonts w:ascii="Times New Roman" w:hAnsi="Times New Roman" w:cs="Times New Roman"/>
-          <w:sz w:val="28"/>
-          <w:szCs w:val="28"/>
-        </w:rPr>
-      </w:pPr>
-    </w:p>
-    <w:p>
-      <w:pPr>
-        <w:tabs>
-          <w:tab w:val="left" w:pos="3393"/>
-        </w:tabs>
-        <w:spacing w:after="0" w:line="240" w:lineRule="auto"/>
-        <w:rPr>
-          <w:rFonts w:ascii="Times New Roman" w:hAnsi="Times New Roman" w:cs="Times New Roman"/>
-          <w:sz w:val="28"/>
-          <w:szCs w:val="28"/>
-        </w:rPr>
-      </w:pPr>
-    </w:p>
-    <w:p>
-      <w:pPr>
-        <w:tabs>
-          <w:tab w:val="left" w:pos="3393"/>
-        </w:tabs>
-        <w:spacing w:after="0" w:line="240" w:lineRule="auto"/>
-        <w:rPr>
-          <w:rFonts w:ascii="Times New Roman" w:hAnsi="Times New Roman" w:cs="Times New Roman"/>
-          <w:sz w:val="28"/>
-          <w:szCs w:val="28"/>
-        </w:rPr>
-      </w:pPr>
     </w:p>
     <w:p>
       <w:pPr>
@@ -669,7 +615,7 @@
                 <w:sz w:val="28"/>
                 <w:szCs w:val="28"/>
               </w:rPr>
-              <w:t>0</w:t>
+              <w:t>1</w:t>
             </w:r>
             <w:r>
               <w:rPr>
@@ -717,9 +663,8 @@
                 <w:rFonts w:ascii="Times New Roman" w:hAnsi="Times New Roman" w:cs="Times New Roman"/>
                 <w:sz w:val="28"/>
                 <w:szCs w:val="28"/>
-                <w:highlight w:val="yellow"/>
-              </w:rPr>
-              <w:t>Иванов Иван Иванович</w:t>
+              </w:rPr>
+              <w:t>Журавлев Фёдор Андреевич</w:t>
             </w:r>
           </w:p>
         </w:tc>
@@ -1001,6 +946,613 @@
         <w:t>.</w:t>
       </w:r>
     </w:p>
+    <w:p>
+      <w:pPr>
+        <w:spacing w:after="0" w:line="360" w:lineRule="auto"/>
+        <w:ind w:firstLine="567"/>
+        <w:jc w:val="both"/>
+        <w:rPr>
+          <w:rFonts w:ascii="Times New Roman" w:hAnsi="Times New Roman" w:cs="Times New Roman"/>
+          <w:sz w:val="28"/>
+          <w:szCs w:val="28"/>
+        </w:rPr>
+      </w:pPr>
+      <w:r>
+        <w:rPr>
+          <w:rFonts w:ascii="Times New Roman" w:hAnsi="Times New Roman" w:cs="Times New Roman"/>
+          <w:sz w:val="28"/>
+          <w:szCs w:val="28"/>
+        </w:rPr>
+        <w:br w:type="page"/>
+      </w:r>
+    </w:p>
+    <w:p>
+      <w:pPr>
+        <w:spacing w:after="0"/>
+        <w:jc w:val="center"/>
+        <w:rPr>
+          <w:rFonts w:ascii="Times New Roman" w:hAnsi="Times New Roman" w:cs="Times New Roman"/>
+          <w:sz w:val="28"/>
+          <w:szCs w:val="28"/>
+        </w:rPr>
+      </w:pPr>
+    </w:p>
+    <w:p>
+      <w:pPr>
+        <w:spacing w:after="0" w:line="360" w:lineRule="auto"/>
+        <w:jc w:val="both"/>
+        <w:rPr>
+          <w:rFonts w:ascii="Times New Roman" w:hAnsi="Times New Roman" w:cs="Times New Roman"/>
+          <w:b/>
+          <w:bCs/>
+          <w:sz w:val="28"/>
+          <w:szCs w:val="28"/>
+          <w:lang w:val="en-US"/>
+        </w:rPr>
+      </w:pPr>
+      <w:r>
+        <w:rPr>
+          <w:rFonts w:ascii="Times New Roman" w:hAnsi="Times New Roman" w:cs="Times New Roman"/>
+          <w:b/>
+          <w:bCs/>
+          <w:sz w:val="28"/>
+          <w:szCs w:val="28"/>
+        </w:rPr>
+        <w:t>Задание 1</w:t>
+      </w:r>
+      <w:r>
+        <w:rPr>
+          <w:rFonts w:ascii="Times New Roman" w:hAnsi="Times New Roman" w:cs="Times New Roman"/>
+          <w:b/>
+          <w:bCs/>
+          <w:sz w:val="28"/>
+          <w:szCs w:val="28"/>
+          <w:lang w:val="en-US"/>
+        </w:rPr>
+        <w:t>:</w:t>
+      </w:r>
+    </w:p>
+    <w:p>
+      <w:pPr>
+        <w:spacing w:after="0"/>
+        <w:jc w:val="center"/>
+        <w:rPr>
+          <w:rFonts w:ascii="Times New Roman" w:hAnsi="Times New Roman" w:cs="Times New Roman"/>
+          <w:sz w:val="28"/>
+          <w:szCs w:val="28"/>
+        </w:rPr>
+      </w:pPr>
+      <w:r>
+        <w:rPr>
+          <w:rFonts w:ascii="Times New Roman" w:hAnsi="Times New Roman" w:cs="Times New Roman"/>
+          <w:sz w:val="28"/>
+          <w:szCs w:val="28"/>
+        </w:rPr>
+        <w:drawing>
+          <wp:inline distT="0" distB="0" distL="0" distR="0" wp14:anchorId="525CD00F" wp14:editId="7B597812">
+            <wp:extent cx="6390005" cy="3991610"/>
+            <wp:effectExtent l="0" t="0" r="0" b="8890"/>
+            <wp:docPr id="1096925032" name="Рисунок 1" descr="Изображение выглядит как текст, снимок экрана&#10;&#10;Автоматически созданное описание"/>
+            <wp:cNvGraphicFramePr>
+              <a:graphicFrameLocks xmlns:a="http://schemas.openxmlformats.org/drawingml/2006/main" noChangeAspect="1"/>
+            </wp:cNvGraphicFramePr>
+            <a:graphic xmlns:a="http://schemas.openxmlformats.org/drawingml/2006/main">
+              <a:graphicData uri="http://schemas.openxmlformats.org/drawingml/2006/picture">
+                <pic:pic xmlns:pic="http://schemas.openxmlformats.org/drawingml/2006/picture">
+                  <pic:nvPicPr>
+                    <pic:cNvPr id="1096925032" name="Рисунок 1" descr="Изображение выглядит как текст, снимок экрана&#10;&#10;Автоматически созданное описание"/>
+                    <pic:cNvPicPr/>
+                  </pic:nvPicPr>
+                  <pic:blipFill>
+                    <a:blip r:embed="rId7"/>
+                    <a:stretch>
+                      <a:fillRect/>
+                    </a:stretch>
+                  </pic:blipFill>
+                  <pic:spPr>
+                    <a:xfrm>
+                      <a:off x="0" y="0"/>
+                      <a:ext cx="6390005" cy="3991610"/>
+                    </a:xfrm>
+                    <a:prstGeom prst="rect">
+                      <a:avLst/>
+                    </a:prstGeom>
+                  </pic:spPr>
+                </pic:pic>
+              </a:graphicData>
+            </a:graphic>
+          </wp:inline>
+        </w:drawing>
+      </w:r>
+    </w:p>
+    <w:p>
+      <w:pPr>
+        <w:jc w:val="center"/>
+        <w:rPr>
+          <w:rFonts w:ascii="Times New Roman" w:hAnsi="Times New Roman" w:cs="Times New Roman"/>
+          <w:sz w:val="28"/>
+          <w:szCs w:val="28"/>
+        </w:rPr>
+      </w:pPr>
+      <w:r>
+        <w:rPr>
+          <w:rFonts w:ascii="Times New Roman" w:hAnsi="Times New Roman" w:cs="Times New Roman"/>
+          <w:sz w:val="28"/>
+          <w:szCs w:val="28"/>
+        </w:rPr>
+        <w:t>Рисунок - Код</w:t>
+      </w:r>
+    </w:p>
+    <w:p>
+      <w:pPr>
+        <w:tabs>
+          <w:tab w:val="left" w:pos="2868"/>
+        </w:tabs>
+        <w:rPr>
+          <w:rFonts w:ascii="Times New Roman" w:hAnsi="Times New Roman" w:cs="Times New Roman"/>
+          <w:sz w:val="28"/>
+          <w:szCs w:val="28"/>
+        </w:rPr>
+      </w:pPr>
+      <w:r>
+        <w:rPr>
+          <w:rFonts w:ascii="Times New Roman" w:hAnsi="Times New Roman" w:cs="Times New Roman"/>
+          <w:sz w:val="28"/>
+          <w:szCs w:val="28"/>
+        </w:rPr>
+        <w:drawing>
+          <wp:inline distT="0" distB="0" distL="0" distR="0" wp14:anchorId="02C4510D" wp14:editId="4F3BA898">
+            <wp:extent cx="6390005" cy="3843020"/>
+            <wp:effectExtent l="0" t="0" r="0" b="5080"/>
+            <wp:docPr id="505796882" name="Рисунок 1" descr="Изображение выглядит как текст, снимок экрана, дисплей, программное обеспечение&#10;&#10;Автоматически созданное описание"/>
+            <wp:cNvGraphicFramePr>
+              <a:graphicFrameLocks xmlns:a="http://schemas.openxmlformats.org/drawingml/2006/main" noChangeAspect="1"/>
+            </wp:cNvGraphicFramePr>
+            <a:graphic xmlns:a="http://schemas.openxmlformats.org/drawingml/2006/main">
+              <a:graphicData uri="http://schemas.openxmlformats.org/drawingml/2006/picture">
+                <pic:pic xmlns:pic="http://schemas.openxmlformats.org/drawingml/2006/picture">
+                  <pic:nvPicPr>
+                    <pic:cNvPr id="505796882" name="Рисунок 1" descr="Изображение выглядит как текст, снимок экрана, дисплей, программное обеспечение&#10;&#10;Автоматически созданное описание"/>
+                    <pic:cNvPicPr/>
+                  </pic:nvPicPr>
+                  <pic:blipFill>
+                    <a:blip r:embed="rId8"/>
+                    <a:stretch>
+                      <a:fillRect/>
+                    </a:stretch>
+                  </pic:blipFill>
+                  <pic:spPr>
+                    <a:xfrm>
+                      <a:off x="0" y="0"/>
+                      <a:ext cx="6390005" cy="3843020"/>
+                    </a:xfrm>
+                    <a:prstGeom prst="rect">
+                      <a:avLst/>
+                    </a:prstGeom>
+                  </pic:spPr>
+                </pic:pic>
+              </a:graphicData>
+            </a:graphic>
+          </wp:inline>
+        </w:drawing>
+      </w:r>
+    </w:p>
+    <w:p>
+      <w:pPr>
+        <w:jc w:val="center"/>
+        <w:rPr>
+          <w:rFonts w:ascii="Times New Roman" w:hAnsi="Times New Roman" w:cs="Times New Roman"/>
+          <w:sz w:val="28"/>
+          <w:szCs w:val="28"/>
+        </w:rPr>
+      </w:pPr>
+      <w:r>
+        <w:rPr>
+          <w:rFonts w:ascii="Times New Roman" w:hAnsi="Times New Roman" w:cs="Times New Roman"/>
+          <w:sz w:val="28"/>
+          <w:szCs w:val="28"/>
+        </w:rPr>
+        <w:t>Рисунок - Код</w:t>
+      </w:r>
+    </w:p>
+    <w:p>
+      <w:pPr>
+        <w:tabs>
+          <w:tab w:val="left" w:pos="2868"/>
+        </w:tabs>
+        <w:rPr>
+          <w:rFonts w:ascii="Times New Roman" w:hAnsi="Times New Roman" w:cs="Times New Roman"/>
+          <w:sz w:val="28"/>
+          <w:szCs w:val="28"/>
+        </w:rPr>
+      </w:pPr>
+      <w:r>
+        <w:rPr>
+          <w:rFonts w:ascii="Times New Roman" w:hAnsi="Times New Roman" w:cs="Times New Roman"/>
+          <w:sz w:val="28"/>
+          <w:szCs w:val="28"/>
+        </w:rPr>
+        <w:lastRenderedPageBreak/>
+        <w:drawing>
+          <wp:inline distT="0" distB="0" distL="0" distR="0" wp14:anchorId="540939DB" wp14:editId="7DF0D030">
+            <wp:extent cx="6390005" cy="3723640"/>
+            <wp:effectExtent l="0" t="0" r="0" b="0"/>
+            <wp:docPr id="1058106729" name="Рисунок 1" descr="Изображение выглядит как текст, снимок экрана, программное обеспечение, дисплей&#10;&#10;Автоматически созданное описание"/>
+            <wp:cNvGraphicFramePr>
+              <a:graphicFrameLocks xmlns:a="http://schemas.openxmlformats.org/drawingml/2006/main" noChangeAspect="1"/>
+            </wp:cNvGraphicFramePr>
+            <a:graphic xmlns:a="http://schemas.openxmlformats.org/drawingml/2006/main">
+              <a:graphicData uri="http://schemas.openxmlformats.org/drawingml/2006/picture">
+                <pic:pic xmlns:pic="http://schemas.openxmlformats.org/drawingml/2006/picture">
+                  <pic:nvPicPr>
+                    <pic:cNvPr id="1058106729" name="Рисунок 1" descr="Изображение выглядит как текст, снимок экрана, программное обеспечение, дисплей&#10;&#10;Автоматически созданное описание"/>
+                    <pic:cNvPicPr/>
+                  </pic:nvPicPr>
+                  <pic:blipFill>
+                    <a:blip r:embed="rId9"/>
+                    <a:stretch>
+                      <a:fillRect/>
+                    </a:stretch>
+                  </pic:blipFill>
+                  <pic:spPr>
+                    <a:xfrm>
+                      <a:off x="0" y="0"/>
+                      <a:ext cx="6390005" cy="3723640"/>
+                    </a:xfrm>
+                    <a:prstGeom prst="rect">
+                      <a:avLst/>
+                    </a:prstGeom>
+                  </pic:spPr>
+                </pic:pic>
+              </a:graphicData>
+            </a:graphic>
+          </wp:inline>
+        </w:drawing>
+      </w:r>
+    </w:p>
+    <w:p>
+      <w:pPr>
+        <w:jc w:val="center"/>
+        <w:rPr>
+          <w:rFonts w:ascii="Times New Roman" w:hAnsi="Times New Roman" w:cs="Times New Roman"/>
+          <w:sz w:val="28"/>
+          <w:szCs w:val="28"/>
+        </w:rPr>
+      </w:pPr>
+      <w:r>
+        <w:rPr>
+          <w:rFonts w:ascii="Times New Roman" w:hAnsi="Times New Roman" w:cs="Times New Roman"/>
+          <w:sz w:val="28"/>
+          <w:szCs w:val="28"/>
+        </w:rPr>
+        <w:t>Рисунок - Код</w:t>
+      </w:r>
+    </w:p>
+    <w:p>
+      <w:pPr>
+        <w:rPr>
+          <w:rFonts w:ascii="Times New Roman" w:hAnsi="Times New Roman" w:cs="Times New Roman"/>
+          <w:sz w:val="28"/>
+          <w:szCs w:val="28"/>
+        </w:rPr>
+      </w:pPr>
+    </w:p>
+    <w:p>
+      <w:pPr>
+        <w:tabs>
+          <w:tab w:val="left" w:pos="2904"/>
+        </w:tabs>
+        <w:rPr>
+          <w:rFonts w:ascii="Times New Roman" w:hAnsi="Times New Roman" w:cs="Times New Roman"/>
+          <w:sz w:val="28"/>
+          <w:szCs w:val="28"/>
+        </w:rPr>
+      </w:pPr>
+      <w:r>
+        <w:rPr>
+          <w:rFonts w:ascii="Times New Roman" w:hAnsi="Times New Roman" w:cs="Times New Roman"/>
+          <w:sz w:val="28"/>
+          <w:szCs w:val="28"/>
+        </w:rPr>
+        <w:tab/>
+      </w:r>
+      <w:r>
+        <w:rPr>
+          <w:rFonts w:ascii="Times New Roman" w:hAnsi="Times New Roman" w:cs="Times New Roman"/>
+          <w:sz w:val="28"/>
+          <w:szCs w:val="28"/>
+        </w:rPr>
+        <w:drawing>
+          <wp:inline distT="0" distB="0" distL="0" distR="0" wp14:anchorId="415A3143" wp14:editId="11DAE663">
+            <wp:extent cx="6390005" cy="2677160"/>
+            <wp:effectExtent l="0" t="0" r="0" b="8890"/>
+            <wp:docPr id="1783970881" name="Рисунок 1" descr="Изображение выглядит как текст, снимок экрана, Шрифт, документ&#10;&#10;Автоматически созданное описание"/>
+            <wp:cNvGraphicFramePr>
+              <a:graphicFrameLocks xmlns:a="http://schemas.openxmlformats.org/drawingml/2006/main" noChangeAspect="1"/>
+            </wp:cNvGraphicFramePr>
+            <a:graphic xmlns:a="http://schemas.openxmlformats.org/drawingml/2006/main">
+              <a:graphicData uri="http://schemas.openxmlformats.org/drawingml/2006/picture">
+                <pic:pic xmlns:pic="http://schemas.openxmlformats.org/drawingml/2006/picture">
+                  <pic:nvPicPr>
+                    <pic:cNvPr id="1783970881" name="Рисунок 1" descr="Изображение выглядит как текст, снимок экрана, Шрифт, документ&#10;&#10;Автоматически созданное описание"/>
+                    <pic:cNvPicPr/>
+                  </pic:nvPicPr>
+                  <pic:blipFill>
+                    <a:blip r:embed="rId10"/>
+                    <a:stretch>
+                      <a:fillRect/>
+                    </a:stretch>
+                  </pic:blipFill>
+                  <pic:spPr>
+                    <a:xfrm>
+                      <a:off x="0" y="0"/>
+                      <a:ext cx="6390005" cy="2677160"/>
+                    </a:xfrm>
+                    <a:prstGeom prst="rect">
+                      <a:avLst/>
+                    </a:prstGeom>
+                  </pic:spPr>
+                </pic:pic>
+              </a:graphicData>
+            </a:graphic>
+          </wp:inline>
+        </w:drawing>
+      </w:r>
+    </w:p>
+    <w:p>
+      <w:pPr>
+        <w:jc w:val="center"/>
+        <w:rPr>
+          <w:rFonts w:ascii="Times New Roman" w:hAnsi="Times New Roman" w:cs="Times New Roman"/>
+          <w:sz w:val="28"/>
+          <w:szCs w:val="28"/>
+        </w:rPr>
+      </w:pPr>
+      <w:r>
+        <w:rPr>
+          <w:rFonts w:ascii="Times New Roman" w:hAnsi="Times New Roman" w:cs="Times New Roman"/>
+          <w:sz w:val="28"/>
+          <w:szCs w:val="28"/>
+        </w:rPr>
+        <w:t xml:space="preserve">Рисунок - </w:t>
+      </w:r>
+      <w:r>
+        <w:rPr>
+          <w:rFonts w:ascii="Times New Roman" w:hAnsi="Times New Roman" w:cs="Times New Roman"/>
+          <w:sz w:val="28"/>
+          <w:szCs w:val="28"/>
+        </w:rPr>
+        <w:t>Результат</w:t>
+      </w:r>
+    </w:p>
+    <w:p>
+      <w:pPr>
+        <w:spacing w:after="0" w:line="360" w:lineRule="auto"/>
+        <w:ind w:firstLine="567"/>
+        <w:jc w:val="both"/>
+        <w:rPr>
+          <w:rFonts w:ascii="Times New Roman" w:hAnsi="Times New Roman" w:cs="Times New Roman"/>
+          <w:sz w:val="28"/>
+          <w:szCs w:val="28"/>
+        </w:rPr>
+      </w:pPr>
+      <w:r>
+        <w:rPr>
+          <w:rFonts w:ascii="Times New Roman" w:hAnsi="Times New Roman" w:cs="Times New Roman"/>
+          <w:sz w:val="28"/>
+          <w:szCs w:val="28"/>
+        </w:rPr>
+        <w:br w:type="page"/>
+      </w:r>
+    </w:p>
+    <w:p>
+      <w:pPr>
+        <w:spacing w:after="0" w:line="360" w:lineRule="auto"/>
+        <w:jc w:val="both"/>
+        <w:rPr>
+          <w:rFonts w:ascii="Times New Roman" w:hAnsi="Times New Roman" w:cs="Times New Roman"/>
+          <w:b/>
+          <w:bCs/>
+          <w:sz w:val="28"/>
+          <w:szCs w:val="28"/>
+          <w:lang w:val="en-US"/>
+        </w:rPr>
+      </w:pPr>
+      <w:r>
+        <w:rPr>
+          <w:rFonts w:ascii="Times New Roman" w:hAnsi="Times New Roman" w:cs="Times New Roman"/>
+          <w:b/>
+          <w:bCs/>
+          <w:sz w:val="28"/>
+          <w:szCs w:val="28"/>
+        </w:rPr>
+        <w:lastRenderedPageBreak/>
+        <w:t xml:space="preserve">Задание </w:t>
+      </w:r>
+      <w:r>
+        <w:rPr>
+          <w:rFonts w:ascii="Times New Roman" w:hAnsi="Times New Roman" w:cs="Times New Roman"/>
+          <w:b/>
+          <w:bCs/>
+          <w:sz w:val="28"/>
+          <w:szCs w:val="28"/>
+        </w:rPr>
+        <w:t>2</w:t>
+      </w:r>
+      <w:r>
+        <w:rPr>
+          <w:rFonts w:ascii="Times New Roman" w:hAnsi="Times New Roman" w:cs="Times New Roman"/>
+          <w:b/>
+          <w:bCs/>
+          <w:sz w:val="28"/>
+          <w:szCs w:val="28"/>
+          <w:lang w:val="en-US"/>
+        </w:rPr>
+        <w:t>:</w:t>
+      </w:r>
+    </w:p>
+    <w:p>
+      <w:pPr>
+        <w:jc w:val="center"/>
+        <w:rPr>
+          <w:rFonts w:ascii="Times New Roman" w:hAnsi="Times New Roman" w:cs="Times New Roman"/>
+          <w:sz w:val="28"/>
+          <w:szCs w:val="28"/>
+        </w:rPr>
+      </w:pPr>
+      <w:r>
+        <w:rPr>
+          <w:rFonts w:ascii="Times New Roman" w:hAnsi="Times New Roman" w:cs="Times New Roman"/>
+          <w:sz w:val="28"/>
+          <w:szCs w:val="28"/>
+        </w:rPr>
+        <w:drawing>
+          <wp:inline distT="0" distB="0" distL="0" distR="0" wp14:anchorId="4B80FD47" wp14:editId="5BFDB95F">
+            <wp:extent cx="6390005" cy="3658235"/>
+            <wp:effectExtent l="0" t="0" r="0" b="0"/>
+            <wp:docPr id="1436720976" name="Рисунок 1" descr="Изображение выглядит как текст, снимок экрана&#10;&#10;Автоматически созданное описание"/>
+            <wp:cNvGraphicFramePr>
+              <a:graphicFrameLocks xmlns:a="http://schemas.openxmlformats.org/drawingml/2006/main" noChangeAspect="1"/>
+            </wp:cNvGraphicFramePr>
+            <a:graphic xmlns:a="http://schemas.openxmlformats.org/drawingml/2006/main">
+              <a:graphicData uri="http://schemas.openxmlformats.org/drawingml/2006/picture">
+                <pic:pic xmlns:pic="http://schemas.openxmlformats.org/drawingml/2006/picture">
+                  <pic:nvPicPr>
+                    <pic:cNvPr id="1436720976" name="Рисунок 1" descr="Изображение выглядит как текст, снимок экрана&#10;&#10;Автоматически созданное описание"/>
+                    <pic:cNvPicPr/>
+                  </pic:nvPicPr>
+                  <pic:blipFill>
+                    <a:blip r:embed="rId11"/>
+                    <a:stretch>
+                      <a:fillRect/>
+                    </a:stretch>
+                  </pic:blipFill>
+                  <pic:spPr>
+                    <a:xfrm>
+                      <a:off x="0" y="0"/>
+                      <a:ext cx="6390005" cy="3658235"/>
+                    </a:xfrm>
+                    <a:prstGeom prst="rect">
+                      <a:avLst/>
+                    </a:prstGeom>
+                  </pic:spPr>
+                </pic:pic>
+              </a:graphicData>
+            </a:graphic>
+          </wp:inline>
+        </w:drawing>
+      </w:r>
+    </w:p>
+    <w:p>
+      <w:pPr>
+        <w:jc w:val="center"/>
+        <w:rPr>
+          <w:rFonts w:ascii="Times New Roman" w:hAnsi="Times New Roman" w:cs="Times New Roman"/>
+          <w:sz w:val="28"/>
+          <w:szCs w:val="28"/>
+        </w:rPr>
+      </w:pPr>
+      <w:r>
+        <w:rPr>
+          <w:rFonts w:ascii="Times New Roman" w:hAnsi="Times New Roman" w:cs="Times New Roman"/>
+          <w:sz w:val="28"/>
+          <w:szCs w:val="28"/>
+        </w:rPr>
+        <w:tab/>
+      </w:r>
+      <w:r>
+        <w:rPr>
+          <w:rFonts w:ascii="Times New Roman" w:hAnsi="Times New Roman" w:cs="Times New Roman"/>
+          <w:sz w:val="28"/>
+          <w:szCs w:val="28"/>
+        </w:rPr>
+        <w:t xml:space="preserve">Рисунок - </w:t>
+      </w:r>
+      <w:r>
+        <w:rPr>
+          <w:rFonts w:ascii="Times New Roman" w:hAnsi="Times New Roman" w:cs="Times New Roman"/>
+          <w:sz w:val="28"/>
+          <w:szCs w:val="28"/>
+        </w:rPr>
+        <w:t>Код</w:t>
+      </w:r>
+      <w:r>
+        <w:rPr>
+          <w:rFonts w:ascii="Times New Roman" w:hAnsi="Times New Roman" w:cs="Times New Roman"/>
+          <w:sz w:val="28"/>
+          <w:szCs w:val="28"/>
+        </w:rPr>
+        <w:tab/>
+      </w:r>
+      <w:r>
+        <w:rPr>
+          <w:rFonts w:ascii="Times New Roman" w:hAnsi="Times New Roman" w:cs="Times New Roman"/>
+          <w:sz w:val="28"/>
+          <w:szCs w:val="28"/>
+        </w:rPr>
+        <w:drawing>
+          <wp:inline distT="0" distB="0" distL="0" distR="0" wp14:anchorId="0CED1156" wp14:editId="7E99C1C4">
+            <wp:extent cx="6390005" cy="3990975"/>
+            <wp:effectExtent l="0" t="0" r="0" b="9525"/>
+            <wp:docPr id="1057746989" name="Рисунок 1" descr="Изображение выглядит как текст, снимок экрана, Шрифт, документ&#10;&#10;Автоматически созданное описание"/>
+            <wp:cNvGraphicFramePr>
+              <a:graphicFrameLocks xmlns:a="http://schemas.openxmlformats.org/drawingml/2006/main" noChangeAspect="1"/>
+            </wp:cNvGraphicFramePr>
+            <a:graphic xmlns:a="http://schemas.openxmlformats.org/drawingml/2006/main">
+              <a:graphicData uri="http://schemas.openxmlformats.org/drawingml/2006/picture">
+                <pic:pic xmlns:pic="http://schemas.openxmlformats.org/drawingml/2006/picture">
+                  <pic:nvPicPr>
+                    <pic:cNvPr id="1057746989" name="Рисунок 1" descr="Изображение выглядит как текст, снимок экрана, Шрифт, документ&#10;&#10;Автоматически созданное описание"/>
+                    <pic:cNvPicPr/>
+                  </pic:nvPicPr>
+                  <pic:blipFill>
+                    <a:blip r:embed="rId12"/>
+                    <a:stretch>
+                      <a:fillRect/>
+                    </a:stretch>
+                  </pic:blipFill>
+                  <pic:spPr>
+                    <a:xfrm>
+                      <a:off x="0" y="0"/>
+                      <a:ext cx="6390005" cy="3990975"/>
+                    </a:xfrm>
+                    <a:prstGeom prst="rect">
+                      <a:avLst/>
+                    </a:prstGeom>
+                  </pic:spPr>
+                </pic:pic>
+              </a:graphicData>
+            </a:graphic>
+          </wp:inline>
+        </w:drawing>
+      </w:r>
+    </w:p>
+    <w:p>
+      <w:pPr>
+        <w:jc w:val="center"/>
+        <w:rPr>
+          <w:rFonts w:ascii="Times New Roman" w:hAnsi="Times New Roman" w:cs="Times New Roman"/>
+          <w:sz w:val="28"/>
+          <w:szCs w:val="28"/>
+        </w:rPr>
+      </w:pPr>
+      <w:r>
+        <w:rPr>
+          <w:rFonts w:ascii="Times New Roman" w:hAnsi="Times New Roman" w:cs="Times New Roman"/>
+          <w:sz w:val="28"/>
+          <w:szCs w:val="28"/>
+        </w:rPr>
+        <w:tab/>
+      </w:r>
+      <w:r>
+        <w:rPr>
+          <w:rFonts w:ascii="Times New Roman" w:hAnsi="Times New Roman" w:cs="Times New Roman"/>
+          <w:sz w:val="28"/>
+          <w:szCs w:val="28"/>
+        </w:rPr>
+        <w:t>Рисунок - Результат</w:t>
+      </w:r>
+    </w:p>
     <w:sectPr>
       <w:pgSz w:w="11906" w:h="16838"/>
       <w:pgMar w:top="1134" w:right="567" w:bottom="1134" w:left="1276" w:header="709" w:footer="709" w:gutter="0"/>
@@ -1011,8 +1563,58 @@
 </w:document>
 </file>
 
+<file path=word/endnotes.xml><?xml version="1.0" encoding="utf-8"?>
+<w:endnotes xmlns:wpc="http://schemas.microsoft.com/office/word/2010/wordprocessingCanvas" xmlns:cx="http://schemas.microsoft.com/office/drawing/2014/chartex" xmlns:cx1="http://schemas.microsoft.com/office/drawing/2015/9/8/chartex" xmlns:cx2="http://schemas.microsoft.com/office/drawing/2015/10/21/chartex" xmlns:cx3="http://schemas.microsoft.com/office/drawing/2016/5/9/chartex" xmlns:cx4="http://schemas.microsoft.com/office/drawing/2016/5/10/chartex" xmlns:cx5="http://schemas.microsoft.com/office/drawing/2016/5/11/chartex" xmlns:cx6="http://schemas.microsoft.com/office/drawing/2016/5/12/chartex" xmlns:cx7="http://schemas.microsoft.com/office/drawing/2016/5/13/chartex" xmlns:cx8="http://schemas.microsoft.com/office/drawing/2016/5/14/chartex" xmlns:mc="http://schemas.openxmlformats.org/markup-compatibility/2006" xmlns:aink="http://schemas.microsoft.com/office/drawing/2016/ink" xmlns:am3d="http://schemas.microsoft.com/office/drawing/2017/model3d" xmlns:o="urn:schemas-microsoft-com:office:office" xmlns:oel="http://schemas.microsoft.com/office/2019/extlst" xmlns:r="http://schemas.openxmlformats.org/officeDocument/2006/relationships" xmlns:m="http://schemas.openxmlformats.org/officeDocument/2006/math" xmlns:v="urn:schemas-microsoft-com:vml" xmlns:wp14="http://schemas.microsoft.com/office/word/2010/wordprocessingDrawing" xmlns:wp="http://schemas.openxmlformats.org/drawingml/2006/wordprocessingDrawing" xmlns:w10="urn:schemas-microsoft-com:office:word" xmlns:w="http://schemas.openxmlformats.org/wordprocessingml/2006/main" xmlns:w14="http://schemas.microsoft.com/office/word/2010/wordml" xmlns:w15="http://schemas.microsoft.com/office/word/2012/wordml" xmlns:w16cex="http://schemas.microsoft.com/office/word/2018/wordml/cex" xmlns:w16cid="http://schemas.microsoft.com/office/word/2016/wordml/cid" xmlns:w16="http://schemas.microsoft.com/office/word/2018/wordml" xmlns:w16du="http://schemas.microsoft.com/office/word/2023/wordml/word16du" xmlns:w16sdtdh="http://schemas.microsoft.com/office/word/2020/wordml/sdtdatahash" xmlns:w16se="http://schemas.microsoft.com/office/word/2015/wordml/symex" xmlns:wpg="http://schemas.microsoft.com/office/word/2010/wordprocessingGroup" xmlns:wpi="http://schemas.microsoft.com/office/word/2010/wordprocessingInk" xmlns:wne="http://schemas.microsoft.com/office/word/2006/wordml" xmlns:wps="http://schemas.microsoft.com/office/word/2010/wordprocessingShape" mc:Ignorable="w14 w15 w16se w16cid w16 w16cex w16sdtdh wp14">
+  <w:endnote w:type="separator" w:id="-1">
+    <w:p>
+      <w:pPr>
+        <w:spacing w:after="0" w:line="240" w:lineRule="auto"/>
+      </w:pPr>
+      <w:r>
+        <w:separator/>
+      </w:r>
+    </w:p>
+  </w:endnote>
+  <w:endnote w:type="continuationSeparator" w:id="0">
+    <w:p>
+      <w:pPr>
+        <w:spacing w:after="0" w:line="240" w:lineRule="auto"/>
+      </w:pPr>
+      <w:r>
+        <w:continuationSeparator/>
+      </w:r>
+    </w:p>
+  </w:endnote>
+</w:endnotes>
+</file>
+
+<file path=word/footnotes.xml><?xml version="1.0" encoding="utf-8"?>
+<w:footnotes xmlns:wpc="http://schemas.microsoft.com/office/word/2010/wordprocessingCanvas" xmlns:cx="http://schemas.microsoft.com/office/drawing/2014/chartex" xmlns:cx1="http://schemas.microsoft.com/office/drawing/2015/9/8/chartex" xmlns:cx2="http://schemas.microsoft.com/office/drawing/2015/10/21/chartex" xmlns:cx3="http://schemas.microsoft.com/office/drawing/2016/5/9/chartex" xmlns:cx4="http://schemas.microsoft.com/office/drawing/2016/5/10/chartex" xmlns:cx5="http://schemas.microsoft.com/office/drawing/2016/5/11/chartex" xmlns:cx6="http://schemas.microsoft.com/office/drawing/2016/5/12/chartex" xmlns:cx7="http://schemas.microsoft.com/office/drawing/2016/5/13/chartex" xmlns:cx8="http://schemas.microsoft.com/office/drawing/2016/5/14/chartex" xmlns:mc="http://schemas.openxmlformats.org/markup-compatibility/2006" xmlns:aink="http://schemas.microsoft.com/office/drawing/2016/ink" xmlns:am3d="http://schemas.microsoft.com/office/drawing/2017/model3d" xmlns:o="urn:schemas-microsoft-com:office:office" xmlns:oel="http://schemas.microsoft.com/office/2019/extlst" xmlns:r="http://schemas.openxmlformats.org/officeDocument/2006/relationships" xmlns:m="http://schemas.openxmlformats.org/officeDocument/2006/math" xmlns:v="urn:schemas-microsoft-com:vml" xmlns:wp14="http://schemas.microsoft.com/office/word/2010/wordprocessingDrawing" xmlns:wp="http://schemas.openxmlformats.org/drawingml/2006/wordprocessingDrawing" xmlns:w10="urn:schemas-microsoft-com:office:word" xmlns:w="http://schemas.openxmlformats.org/wordprocessingml/2006/main" xmlns:w14="http://schemas.microsoft.com/office/word/2010/wordml" xmlns:w15="http://schemas.microsoft.com/office/word/2012/wordml" xmlns:w16cex="http://schemas.microsoft.com/office/word/2018/wordml/cex" xmlns:w16cid="http://schemas.microsoft.com/office/word/2016/wordml/cid" xmlns:w16="http://schemas.microsoft.com/office/word/2018/wordml" xmlns:w16du="http://schemas.microsoft.com/office/word/2023/wordml/word16du" xmlns:w16sdtdh="http://schemas.microsoft.com/office/word/2020/wordml/sdtdatahash" xmlns:w16se="http://schemas.microsoft.com/office/word/2015/wordml/symex" xmlns:wpg="http://schemas.microsoft.com/office/word/2010/wordprocessingGroup" xmlns:wpi="http://schemas.microsoft.com/office/word/2010/wordprocessingInk" xmlns:wne="http://schemas.microsoft.com/office/word/2006/wordml" xmlns:wps="http://schemas.microsoft.com/office/word/2010/wordprocessingShape" mc:Ignorable="w14 w15 w16se w16cid w16 w16cex w16sdtdh wp14">
+  <w:footnote w:type="separator" w:id="-1">
+    <w:p>
+      <w:pPr>
+        <w:spacing w:after="0" w:line="240" w:lineRule="auto"/>
+      </w:pPr>
+      <w:r>
+        <w:separator/>
+      </w:r>
+    </w:p>
+  </w:footnote>
+  <w:footnote w:type="continuationSeparator" w:id="0">
+    <w:p>
+      <w:pPr>
+        <w:spacing w:after="0" w:line="240" w:lineRule="auto"/>
+      </w:pPr>
+      <w:r>
+        <w:continuationSeparator/>
+      </w:r>
+    </w:p>
+  </w:footnote>
+</w:footnotes>
+</file>
+
 <file path=word/styles.xml><?xml version="1.0" encoding="utf-8"?>
-<w:styles xmlns:mc="http://schemas.openxmlformats.org/markup-compatibility/2006" xmlns:r="http://schemas.openxmlformats.org/officeDocument/2006/relationships" xmlns:w="http://schemas.openxmlformats.org/wordprocessingml/2006/main" xmlns:w14="http://schemas.microsoft.com/office/word/2010/wordml" xmlns:w15="http://schemas.microsoft.com/office/word/2012/wordml" xmlns:w16cex="http://schemas.microsoft.com/office/word/2018/wordml/cex" xmlns:w16cid="http://schemas.microsoft.com/office/word/2016/wordml/cid" xmlns:w16="http://schemas.microsoft.com/office/word/2018/wordml" xmlns:w16du="http://schemas.microsoft.com/office/word/2023/wordml/word16du" xmlns:w16sdtdh="http://schemas.microsoft.com/office/word/2020/wordml/sdtdatahash" xmlns:w16sdtfl="http://schemas.microsoft.com/office/word/2024/wordml/sdtformatlock" xmlns:w16se="http://schemas.microsoft.com/office/word/2015/wordml/symex" mc:Ignorable="w14 w15 w16se w16cid w16 w16cex w16sdtdh w16sdtfl w16du">
+<w:styles xmlns:mc="http://schemas.openxmlformats.org/markup-compatibility/2006" xmlns:r="http://schemas.openxmlformats.org/officeDocument/2006/relationships" xmlns:w="http://schemas.openxmlformats.org/wordprocessingml/2006/main" xmlns:w14="http://schemas.microsoft.com/office/word/2010/wordml" xmlns:w15="http://schemas.microsoft.com/office/word/2012/wordml" xmlns:w16cex="http://schemas.microsoft.com/office/word/2018/wordml/cex" xmlns:w16cid="http://schemas.microsoft.com/office/word/2016/wordml/cid" xmlns:w16="http://schemas.microsoft.com/office/word/2018/wordml" xmlns:w16sdtdh="http://schemas.microsoft.com/office/word/2020/wordml/sdtdatahash" xmlns:w16se="http://schemas.microsoft.com/office/word/2015/wordml/symex" mc:Ignorable="w14 w15 w16se w16cid w16 w16cex w16sdtdh">
   <w:docDefaults>
     <w:rPrDefault>
       <w:rPr>
@@ -1411,7 +2013,7 @@
   <w:style w:type="paragraph" w:default="1" w:styleId="a">
     <w:name w:val="Normal"/>
     <w:qFormat/>
-    <w:rsid w:val="00C462A6"/>
+    <w:rsid w:val="006B0987"/>
     <w:pPr>
       <w:spacing w:after="200" w:line="276" w:lineRule="auto"/>
       <w:ind w:firstLine="0"/>
@@ -1528,6 +2130,60 @@
       <w:rFonts w:ascii="Tahoma" w:hAnsi="Tahoma" w:cs="Tahoma"/>
       <w:sz w:val="16"/>
       <w:szCs w:val="16"/>
+    </w:rPr>
+  </w:style>
+  <w:style w:type="paragraph" w:styleId="a8">
+    <w:name w:val="header"/>
+    <w:basedOn w:val="a"/>
+    <w:link w:val="a9"/>
+    <w:uiPriority w:val="99"/>
+    <w:unhideWhenUsed/>
+    <w:rsid w:val="00AA1500"/>
+    <w:pPr>
+      <w:tabs>
+        <w:tab w:val="center" w:pos="4677"/>
+        <w:tab w:val="right" w:pos="9355"/>
+      </w:tabs>
+      <w:spacing w:after="0" w:line="240" w:lineRule="auto"/>
+    </w:pPr>
+  </w:style>
+  <w:style w:type="character" w:customStyle="1" w:styleId="a9">
+    <w:name w:val="Верхний колонтитул Знак"/>
+    <w:basedOn w:val="a0"/>
+    <w:link w:val="a8"/>
+    <w:uiPriority w:val="99"/>
+    <w:rsid w:val="00AA1500"/>
+    <w:rPr>
+      <w:rFonts w:asciiTheme="minorHAnsi" w:hAnsiTheme="minorHAnsi" w:cstheme="minorBidi"/>
+      <w:sz w:val="22"/>
+      <w:szCs w:val="22"/>
+    </w:rPr>
+  </w:style>
+  <w:style w:type="paragraph" w:styleId="aa">
+    <w:name w:val="footer"/>
+    <w:basedOn w:val="a"/>
+    <w:link w:val="ab"/>
+    <w:uiPriority w:val="99"/>
+    <w:unhideWhenUsed/>
+    <w:rsid w:val="00AA1500"/>
+    <w:pPr>
+      <w:tabs>
+        <w:tab w:val="center" w:pos="4677"/>
+        <w:tab w:val="right" w:pos="9355"/>
+      </w:tabs>
+      <w:spacing w:after="0" w:line="240" w:lineRule="auto"/>
+    </w:pPr>
+  </w:style>
+  <w:style w:type="character" w:customStyle="1" w:styleId="ab">
+    <w:name w:val="Нижний колонтитул Знак"/>
+    <w:basedOn w:val="a0"/>
+    <w:link w:val="aa"/>
+    <w:uiPriority w:val="99"/>
+    <w:rsid w:val="00AA1500"/>
+    <w:rPr>
+      <w:rFonts w:asciiTheme="minorHAnsi" w:hAnsiTheme="minorHAnsi" w:cstheme="minorBidi"/>
+      <w:sz w:val="22"/>
+      <w:szCs w:val="22"/>
     </w:rPr>
   </w:style>
 </w:styles>
